--- a/Uji_Coba_Integrasi_TZ/rangkuman/Tabel_Konfigurasi_Pin_STM32U585_SPLN_D3.006_Final.docx
+++ b/Uji_Coba_Integrasi_TZ/rangkuman/Tabel_Konfigurasi_Pin_STM32U585_SPLN_D3.006_Final.docx
@@ -4716,7 +4716,7 @@
                 <w:rFonts w:ascii="Arial" w:hAnsi="Arial"/>
                 <w:sz w:val="15"/>
               </w:rPr>
-              <w:t>RELAY_TRIP</w:t>
+              <w:t>CTRL_RELAY_TRIP</w:t>
             </w:r>
           </w:p>
         </w:tc>
@@ -4806,7 +4806,7 @@
                 <w:rFonts w:ascii="Arial" w:hAnsi="Arial"/>
                 <w:sz w:val="15"/>
               </w:rPr>
-              <w:t>Tabel 1 &amp; Tab 5</w:t>
+              <w:t>Tabel 2 &amp; Tab 5</w:t>
             </w:r>
           </w:p>
         </w:tc>
@@ -4827,7 +4827,7 @@
                 <w:rFonts w:ascii="Arial" w:hAnsi="Arial"/>
                 <w:sz w:val="15"/>
               </w:rPr>
-              <w:t>Pulsa Pembuka Relai Pemutus Beban (Latching Relay Coil Open - 100 ms)</w:t>
+              <w:t>Kontrol Shunt Trip MCCB Eksternal (Pemutus Beban Sambungan Tidak Langsung)</w:t>
             </w:r>
           </w:p>
         </w:tc>
@@ -4899,7 +4899,7 @@
                 <w:rFonts w:ascii="Arial" w:hAnsi="Arial"/>
                 <w:sz w:val="15"/>
               </w:rPr>
-              <w:t>RELAY_CLOSE</w:t>
+              <w:t>SPARE / CTRL_OUT</w:t>
             </w:r>
           </w:p>
         </w:tc>
@@ -4989,7 +4989,7 @@
                 <w:rFonts w:ascii="Arial" w:hAnsi="Arial"/>
                 <w:sz w:val="15"/>
               </w:rPr>
-              <w:t>Tabel 1 &amp; Tab 5</w:t>
+              <w:t>Tabel 2 (Cadangan)</w:t>
             </w:r>
           </w:p>
         </w:tc>
@@ -5010,7 +5010,7 @@
                 <w:rFonts w:ascii="Arial" w:hAnsi="Arial"/>
                 <w:sz w:val="15"/>
               </w:rPr>
-              <w:t>Pulsa Penyambung Relai Beban (Latching Relay Coil Close - 100 ms)</w:t>
+              <w:t>Cadangan Kontrol / Spare Digital Output (Bukan Relai Close karena MCCB Manual)</w:t>
             </w:r>
           </w:p>
         </w:tc>
@@ -7207,6 +7207,1287 @@
                 <w:sz w:val="15"/>
               </w:rPr>
               <w:t>Jalur Clock Serial Wire Debugging (SWD) ST-LINK</w:t>
+            </w:r>
+          </w:p>
+        </w:tc>
+      </w:tr>
+      <w:tr>
+        <w:tc>
+          <w:tcPr>
+            <w:tcW w:type="dxa" w:w="1350"/>
+            <w:shd w:fill="FFF2E6"/>
+            <w:tcMar>
+              <w:top w:w="50" w:type="dxa"/>
+              <w:bottom w:w="50" w:type="dxa"/>
+              <w:left w:w="50" w:type="dxa"/>
+              <w:right w:w="50" w:type="dxa"/>
+            </w:tcMar>
+          </w:tcPr>
+          <w:p>
+            <w:pPr>
+              <w:jc w:val="center"/>
+            </w:pPr>
+            <w:r>
+              <w:rPr>
+                <w:rFonts w:ascii="Arial" w:hAnsi="Arial"/>
+                <w:sz w:val="15"/>
+              </w:rPr>
+              <w:t>33</w:t>
+            </w:r>
+          </w:p>
+        </w:tc>
+        <w:tc>
+          <w:tcPr>
+            <w:tcW w:type="dxa" w:w="1350"/>
+            <w:shd w:fill="FFF2E6"/>
+            <w:tcMar>
+              <w:top w:w="50" w:type="dxa"/>
+              <w:bottom w:w="50" w:type="dxa"/>
+              <w:left w:w="50" w:type="dxa"/>
+              <w:right w:w="50" w:type="dxa"/>
+            </w:tcMar>
+          </w:tcPr>
+          <w:p>
+            <w:pPr>
+              <w:jc w:val="center"/>
+            </w:pPr>
+            <w:r>
+              <w:rPr>
+                <w:rFonts w:ascii="Arial" w:hAnsi="Arial"/>
+                <w:b/>
+                <w:sz w:val="15"/>
+              </w:rPr>
+              <w:t>PE12</w:t>
+            </w:r>
+          </w:p>
+        </w:tc>
+        <w:tc>
+          <w:tcPr>
+            <w:tcW w:type="dxa" w:w="1350"/>
+            <w:shd w:fill="FFF2E6"/>
+            <w:tcMar>
+              <w:top w:w="50" w:type="dxa"/>
+              <w:bottom w:w="50" w:type="dxa"/>
+              <w:left w:w="50" w:type="dxa"/>
+              <w:right w:w="50" w:type="dxa"/>
+            </w:tcMar>
+          </w:tcPr>
+          <w:p>
+            <w:r>
+              <w:rPr>
+                <w:rFonts w:ascii="Arial" w:hAnsi="Arial"/>
+                <w:sz w:val="15"/>
+              </w:rPr>
+              <w:t>ADE_CF1</w:t>
+            </w:r>
+          </w:p>
+        </w:tc>
+        <w:tc>
+          <w:tcPr>
+            <w:tcW w:type="dxa" w:w="1350"/>
+            <w:shd w:fill="FFF2E6"/>
+            <w:tcMar>
+              <w:top w:w="50" w:type="dxa"/>
+              <w:bottom w:w="50" w:type="dxa"/>
+              <w:left w:w="50" w:type="dxa"/>
+              <w:right w:w="50" w:type="dxa"/>
+            </w:tcMar>
+          </w:tcPr>
+          <w:p>
+            <w:pPr>
+              <w:jc w:val="center"/>
+            </w:pPr>
+            <w:r>
+              <w:rPr>
+                <w:rFonts w:ascii="Arial" w:hAnsi="Arial"/>
+                <w:sz w:val="15"/>
+              </w:rPr>
+              <w:t>VDD</w:t>
+            </w:r>
+          </w:p>
+        </w:tc>
+        <w:tc>
+          <w:tcPr>
+            <w:tcW w:type="dxa" w:w="1350"/>
+            <w:shd w:fill="FFF2E6"/>
+            <w:tcMar>
+              <w:top w:w="50" w:type="dxa"/>
+              <w:bottom w:w="50" w:type="dxa"/>
+              <w:left w:w="50" w:type="dxa"/>
+              <w:right w:w="50" w:type="dxa"/>
+            </w:tcMar>
+          </w:tcPr>
+          <w:p>
+            <w:pPr>
+              <w:jc w:val="center"/>
+            </w:pPr>
+            <w:r>
+              <w:rPr>
+                <w:rFonts w:ascii="Arial" w:hAnsi="Arial"/>
+                <w:sz w:val="15"/>
+              </w:rPr>
+              <w:t>Secure World</w:t>
+            </w:r>
+          </w:p>
+        </w:tc>
+        <w:tc>
+          <w:tcPr>
+            <w:tcW w:type="dxa" w:w="1350"/>
+            <w:shd w:fill="FFF2E6"/>
+            <w:tcMar>
+              <w:top w:w="50" w:type="dxa"/>
+              <w:bottom w:w="50" w:type="dxa"/>
+              <w:left w:w="50" w:type="dxa"/>
+              <w:right w:w="50" w:type="dxa"/>
+            </w:tcMar>
+          </w:tcPr>
+          <w:p>
+            <w:r>
+              <w:rPr>
+                <w:rFonts w:ascii="Arial" w:hAnsi="Arial"/>
+                <w:sz w:val="15"/>
+              </w:rPr>
+              <w:t>Input (Pull-Up, EXTI12)</w:t>
+            </w:r>
+          </w:p>
+        </w:tc>
+        <w:tc>
+          <w:tcPr>
+            <w:tcW w:type="dxa" w:w="1350"/>
+            <w:shd w:fill="FFF2E6"/>
+            <w:tcMar>
+              <w:top w:w="50" w:type="dxa"/>
+              <w:bottom w:w="50" w:type="dxa"/>
+              <w:left w:w="50" w:type="dxa"/>
+              <w:right w:w="50" w:type="dxa"/>
+            </w:tcMar>
+          </w:tcPr>
+          <w:p>
+            <w:r>
+              <w:rPr>
+                <w:rFonts w:ascii="Arial" w:hAnsi="Arial"/>
+                <w:sz w:val="15"/>
+              </w:rPr>
+              <w:t>Butir 6.10 &amp; 6.9 a</w:t>
+            </w:r>
+          </w:p>
+        </w:tc>
+        <w:tc>
+          <w:tcPr>
+            <w:tcW w:type="dxa" w:w="1350"/>
+            <w:shd w:fill="FFF2E6"/>
+            <w:tcMar>
+              <w:top w:w="50" w:type="dxa"/>
+              <w:bottom w:w="50" w:type="dxa"/>
+              <w:left w:w="50" w:type="dxa"/>
+              <w:right w:w="50" w:type="dxa"/>
+            </w:tcMar>
+          </w:tcPr>
+          <w:p>
+            <w:r>
+              <w:rPr>
+                <w:rFonts w:ascii="Arial" w:hAnsi="Arial"/>
+                <w:sz w:val="15"/>
+              </w:rPr>
+              <w:t>Pulsa Kalibrasi Energi Aktif Total (CF1 Pin 33 ADE9000, 1000 imp/kWh, 80 ms) paralel ke LED Merah 1 PB4 untuk validasi mandiri register Wh</w:t>
+            </w:r>
+          </w:p>
+        </w:tc>
+      </w:tr>
+      <w:tr>
+        <w:tc>
+          <w:tcPr>
+            <w:tcW w:type="dxa" w:w="1350"/>
+            <w:shd w:fill="FFF2E6"/>
+            <w:tcMar>
+              <w:top w:w="50" w:type="dxa"/>
+              <w:bottom w:w="50" w:type="dxa"/>
+              <w:left w:w="50" w:type="dxa"/>
+              <w:right w:w="50" w:type="dxa"/>
+            </w:tcMar>
+          </w:tcPr>
+          <w:p>
+            <w:pPr>
+              <w:jc w:val="center"/>
+            </w:pPr>
+            <w:r>
+              <w:rPr>
+                <w:rFonts w:ascii="Arial" w:hAnsi="Arial"/>
+                <w:sz w:val="15"/>
+              </w:rPr>
+              <w:t>34</w:t>
+            </w:r>
+          </w:p>
+        </w:tc>
+        <w:tc>
+          <w:tcPr>
+            <w:tcW w:type="dxa" w:w="1350"/>
+            <w:shd w:fill="FFF2E6"/>
+            <w:tcMar>
+              <w:top w:w="50" w:type="dxa"/>
+              <w:bottom w:w="50" w:type="dxa"/>
+              <w:left w:w="50" w:type="dxa"/>
+              <w:right w:w="50" w:type="dxa"/>
+            </w:tcMar>
+          </w:tcPr>
+          <w:p>
+            <w:pPr>
+              <w:jc w:val="center"/>
+            </w:pPr>
+            <w:r>
+              <w:rPr>
+                <w:rFonts w:ascii="Arial" w:hAnsi="Arial"/>
+                <w:b/>
+                <w:sz w:val="15"/>
+              </w:rPr>
+              <w:t>PE13</w:t>
+            </w:r>
+          </w:p>
+        </w:tc>
+        <w:tc>
+          <w:tcPr>
+            <w:tcW w:type="dxa" w:w="1350"/>
+            <w:shd w:fill="FFF2E6"/>
+            <w:tcMar>
+              <w:top w:w="50" w:type="dxa"/>
+              <w:bottom w:w="50" w:type="dxa"/>
+              <w:left w:w="50" w:type="dxa"/>
+              <w:right w:w="50" w:type="dxa"/>
+            </w:tcMar>
+          </w:tcPr>
+          <w:p>
+            <w:r>
+              <w:rPr>
+                <w:rFonts w:ascii="Arial" w:hAnsi="Arial"/>
+                <w:sz w:val="15"/>
+              </w:rPr>
+              <w:t>ADE_CF2</w:t>
+            </w:r>
+          </w:p>
+        </w:tc>
+        <w:tc>
+          <w:tcPr>
+            <w:tcW w:type="dxa" w:w="1350"/>
+            <w:shd w:fill="FFF2E6"/>
+            <w:tcMar>
+              <w:top w:w="50" w:type="dxa"/>
+              <w:bottom w:w="50" w:type="dxa"/>
+              <w:left w:w="50" w:type="dxa"/>
+              <w:right w:w="50" w:type="dxa"/>
+            </w:tcMar>
+          </w:tcPr>
+          <w:p>
+            <w:pPr>
+              <w:jc w:val="center"/>
+            </w:pPr>
+            <w:r>
+              <w:rPr>
+                <w:rFonts w:ascii="Arial" w:hAnsi="Arial"/>
+                <w:sz w:val="15"/>
+              </w:rPr>
+              <w:t>VDD</w:t>
+            </w:r>
+          </w:p>
+        </w:tc>
+        <w:tc>
+          <w:tcPr>
+            <w:tcW w:type="dxa" w:w="1350"/>
+            <w:shd w:fill="FFF2E6"/>
+            <w:tcMar>
+              <w:top w:w="50" w:type="dxa"/>
+              <w:bottom w:w="50" w:type="dxa"/>
+              <w:left w:w="50" w:type="dxa"/>
+              <w:right w:w="50" w:type="dxa"/>
+            </w:tcMar>
+          </w:tcPr>
+          <w:p>
+            <w:pPr>
+              <w:jc w:val="center"/>
+            </w:pPr>
+            <w:r>
+              <w:rPr>
+                <w:rFonts w:ascii="Arial" w:hAnsi="Arial"/>
+                <w:sz w:val="15"/>
+              </w:rPr>
+              <w:t>Secure World</w:t>
+            </w:r>
+          </w:p>
+        </w:tc>
+        <w:tc>
+          <w:tcPr>
+            <w:tcW w:type="dxa" w:w="1350"/>
+            <w:shd w:fill="FFF2E6"/>
+            <w:tcMar>
+              <w:top w:w="50" w:type="dxa"/>
+              <w:bottom w:w="50" w:type="dxa"/>
+              <w:left w:w="50" w:type="dxa"/>
+              <w:right w:w="50" w:type="dxa"/>
+            </w:tcMar>
+          </w:tcPr>
+          <w:p>
+            <w:r>
+              <w:rPr>
+                <w:rFonts w:ascii="Arial" w:hAnsi="Arial"/>
+                <w:sz w:val="15"/>
+              </w:rPr>
+              <w:t>Input (Pull-Up, EXTI13)</w:t>
+            </w:r>
+          </w:p>
+        </w:tc>
+        <w:tc>
+          <w:tcPr>
+            <w:tcW w:type="dxa" w:w="1350"/>
+            <w:shd w:fill="FFF2E6"/>
+            <w:tcMar>
+              <w:top w:w="50" w:type="dxa"/>
+              <w:bottom w:w="50" w:type="dxa"/>
+              <w:left w:w="50" w:type="dxa"/>
+              <w:right w:w="50" w:type="dxa"/>
+            </w:tcMar>
+          </w:tcPr>
+          <w:p>
+            <w:r>
+              <w:rPr>
+                <w:rFonts w:ascii="Arial" w:hAnsi="Arial"/>
+                <w:sz w:val="15"/>
+              </w:rPr>
+              <w:t>Butir 6.10 &amp; 6.9 b</w:t>
+            </w:r>
+          </w:p>
+        </w:tc>
+        <w:tc>
+          <w:tcPr>
+            <w:tcW w:type="dxa" w:w="1350"/>
+            <w:shd w:fill="FFF2E6"/>
+            <w:tcMar>
+              <w:top w:w="50" w:type="dxa"/>
+              <w:bottom w:w="50" w:type="dxa"/>
+              <w:left w:w="50" w:type="dxa"/>
+              <w:right w:w="50" w:type="dxa"/>
+            </w:tcMar>
+          </w:tcPr>
+          <w:p>
+            <w:r>
+              <w:rPr>
+                <w:rFonts w:ascii="Arial" w:hAnsi="Arial"/>
+                <w:sz w:val="15"/>
+              </w:rPr>
+              <w:t>Pulsa Kalibrasi Energi Reaktif Total (CF2 Pin 34 ADE9000, 1000 imp/kvarh, 80 ms) paralel ke LED Merah 2 PB5 untuk validasi mandiri register varh 4-kuadran</w:t>
+            </w:r>
+          </w:p>
+        </w:tc>
+      </w:tr>
+      <w:tr>
+        <w:tc>
+          <w:tcPr>
+            <w:tcW w:type="dxa" w:w="1350"/>
+            <w:shd w:fill="FFF2E6"/>
+            <w:tcMar>
+              <w:top w:w="50" w:type="dxa"/>
+              <w:bottom w:w="50" w:type="dxa"/>
+              <w:left w:w="50" w:type="dxa"/>
+              <w:right w:w="50" w:type="dxa"/>
+            </w:tcMar>
+          </w:tcPr>
+          <w:p>
+            <w:pPr>
+              <w:jc w:val="center"/>
+            </w:pPr>
+            <w:r>
+              <w:rPr>
+                <w:rFonts w:ascii="Arial" w:hAnsi="Arial"/>
+                <w:sz w:val="15"/>
+              </w:rPr>
+              <w:t>35</w:t>
+            </w:r>
+          </w:p>
+        </w:tc>
+        <w:tc>
+          <w:tcPr>
+            <w:tcW w:type="dxa" w:w="1350"/>
+            <w:shd w:fill="FFF2E6"/>
+            <w:tcMar>
+              <w:top w:w="50" w:type="dxa"/>
+              <w:bottom w:w="50" w:type="dxa"/>
+              <w:left w:w="50" w:type="dxa"/>
+              <w:right w:w="50" w:type="dxa"/>
+            </w:tcMar>
+          </w:tcPr>
+          <w:p>
+            <w:pPr>
+              <w:jc w:val="center"/>
+            </w:pPr>
+            <w:r>
+              <w:rPr>
+                <w:rFonts w:ascii="Arial" w:hAnsi="Arial"/>
+                <w:b/>
+                <w:sz w:val="15"/>
+              </w:rPr>
+              <w:t>PE8</w:t>
+            </w:r>
+          </w:p>
+        </w:tc>
+        <w:tc>
+          <w:tcPr>
+            <w:tcW w:type="dxa" w:w="1350"/>
+            <w:shd w:fill="FFF2E6"/>
+            <w:tcMar>
+              <w:top w:w="50" w:type="dxa"/>
+              <w:bottom w:w="50" w:type="dxa"/>
+              <w:left w:w="50" w:type="dxa"/>
+              <w:right w:w="50" w:type="dxa"/>
+            </w:tcMar>
+          </w:tcPr>
+          <w:p>
+            <w:r>
+              <w:rPr>
+                <w:rFonts w:ascii="Arial" w:hAnsi="Arial"/>
+                <w:sz w:val="15"/>
+              </w:rPr>
+              <w:t>ADE_CF3_ZX</w:t>
+            </w:r>
+          </w:p>
+        </w:tc>
+        <w:tc>
+          <w:tcPr>
+            <w:tcW w:type="dxa" w:w="1350"/>
+            <w:shd w:fill="FFF2E6"/>
+            <w:tcMar>
+              <w:top w:w="50" w:type="dxa"/>
+              <w:bottom w:w="50" w:type="dxa"/>
+              <w:left w:w="50" w:type="dxa"/>
+              <w:right w:w="50" w:type="dxa"/>
+            </w:tcMar>
+          </w:tcPr>
+          <w:p>
+            <w:pPr>
+              <w:jc w:val="center"/>
+            </w:pPr>
+            <w:r>
+              <w:rPr>
+                <w:rFonts w:ascii="Arial" w:hAnsi="Arial"/>
+                <w:sz w:val="15"/>
+              </w:rPr>
+              <w:t>VDD</w:t>
+            </w:r>
+          </w:p>
+        </w:tc>
+        <w:tc>
+          <w:tcPr>
+            <w:tcW w:type="dxa" w:w="1350"/>
+            <w:shd w:fill="FFF2E6"/>
+            <w:tcMar>
+              <w:top w:w="50" w:type="dxa"/>
+              <w:bottom w:w="50" w:type="dxa"/>
+              <w:left w:w="50" w:type="dxa"/>
+              <w:right w:w="50" w:type="dxa"/>
+            </w:tcMar>
+          </w:tcPr>
+          <w:p>
+            <w:pPr>
+              <w:jc w:val="center"/>
+            </w:pPr>
+            <w:r>
+              <w:rPr>
+                <w:rFonts w:ascii="Arial" w:hAnsi="Arial"/>
+                <w:sz w:val="15"/>
+              </w:rPr>
+              <w:t>Secure World</w:t>
+            </w:r>
+          </w:p>
+        </w:tc>
+        <w:tc>
+          <w:tcPr>
+            <w:tcW w:type="dxa" w:w="1350"/>
+            <w:shd w:fill="FFF2E6"/>
+            <w:tcMar>
+              <w:top w:w="50" w:type="dxa"/>
+              <w:bottom w:w="50" w:type="dxa"/>
+              <w:left w:w="50" w:type="dxa"/>
+              <w:right w:w="50" w:type="dxa"/>
+            </w:tcMar>
+          </w:tcPr>
+          <w:p>
+            <w:r>
+              <w:rPr>
+                <w:rFonts w:ascii="Arial" w:hAnsi="Arial"/>
+                <w:sz w:val="15"/>
+              </w:rPr>
+              <w:t>Input EXTI8 Dual-Edge</w:t>
+            </w:r>
+          </w:p>
+        </w:tc>
+        <w:tc>
+          <w:tcPr>
+            <w:tcW w:type="dxa" w:w="1350"/>
+            <w:shd w:fill="FFF2E6"/>
+            <w:tcMar>
+              <w:top w:w="50" w:type="dxa"/>
+              <w:bottom w:w="50" w:type="dxa"/>
+              <w:left w:w="50" w:type="dxa"/>
+              <w:right w:w="50" w:type="dxa"/>
+            </w:tcMar>
+          </w:tcPr>
+          <w:p>
+            <w:r>
+              <w:rPr>
+                <w:rFonts w:ascii="Arial" w:hAnsi="Arial"/>
+                <w:sz w:val="15"/>
+              </w:rPr>
+              <w:t>Butir 5.2 &amp; Tabel 2</w:t>
+            </w:r>
+          </w:p>
+        </w:tc>
+        <w:tc>
+          <w:tcPr>
+            <w:tcW w:type="dxa" w:w="1350"/>
+            <w:shd w:fill="FFF2E6"/>
+            <w:tcMar>
+              <w:top w:w="50" w:type="dxa"/>
+              <w:bottom w:w="50" w:type="dxa"/>
+              <w:left w:w="50" w:type="dxa"/>
+              <w:right w:w="50" w:type="dxa"/>
+            </w:tcMar>
+          </w:tcPr>
+          <w:p>
+            <w:r>
+              <w:rPr>
+                <w:rFonts w:ascii="Arial" w:hAnsi="Arial"/>
+                <w:sz w:val="15"/>
+              </w:rPr>
+              <w:t>Fungsi Ganda Pin 35 ADE9000: Pulsa Energi Semu (CF3 / imp/kVAh) atau Zero-Crossing (ZX) untuk Zero-Current Switching Shunt Trip</w:t>
+            </w:r>
+          </w:p>
+        </w:tc>
+      </w:tr>
+      <w:tr>
+        <w:tc>
+          <w:tcPr>
+            <w:tcW w:type="dxa" w:w="1350"/>
+            <w:shd w:fill="FFF2E6"/>
+            <w:tcMar>
+              <w:top w:w="50" w:type="dxa"/>
+              <w:bottom w:w="50" w:type="dxa"/>
+              <w:left w:w="50" w:type="dxa"/>
+              <w:right w:w="50" w:type="dxa"/>
+            </w:tcMar>
+          </w:tcPr>
+          <w:p>
+            <w:pPr>
+              <w:jc w:val="center"/>
+            </w:pPr>
+            <w:r>
+              <w:rPr>
+                <w:rFonts w:ascii="Arial" w:hAnsi="Arial"/>
+                <w:sz w:val="15"/>
+              </w:rPr>
+              <w:t>36</w:t>
+            </w:r>
+          </w:p>
+        </w:tc>
+        <w:tc>
+          <w:tcPr>
+            <w:tcW w:type="dxa" w:w="1350"/>
+            <w:shd w:fill="FFF2E6"/>
+            <w:tcMar>
+              <w:top w:w="50" w:type="dxa"/>
+              <w:bottom w:w="50" w:type="dxa"/>
+              <w:left w:w="50" w:type="dxa"/>
+              <w:right w:w="50" w:type="dxa"/>
+            </w:tcMar>
+          </w:tcPr>
+          <w:p>
+            <w:pPr>
+              <w:jc w:val="center"/>
+            </w:pPr>
+            <w:r>
+              <w:rPr>
+                <w:rFonts w:ascii="Arial" w:hAnsi="Arial"/>
+                <w:b/>
+                <w:sz w:val="15"/>
+              </w:rPr>
+              <w:t>PE11</w:t>
+            </w:r>
+          </w:p>
+        </w:tc>
+        <w:tc>
+          <w:tcPr>
+            <w:tcW w:type="dxa" w:w="1350"/>
+            <w:shd w:fill="FFF2E6"/>
+            <w:tcMar>
+              <w:top w:w="50" w:type="dxa"/>
+              <w:bottom w:w="50" w:type="dxa"/>
+              <w:left w:w="50" w:type="dxa"/>
+              <w:right w:w="50" w:type="dxa"/>
+            </w:tcMar>
+          </w:tcPr>
+          <w:p>
+            <w:r>
+              <w:rPr>
+                <w:rFonts w:ascii="Arial" w:hAnsi="Arial"/>
+                <w:sz w:val="15"/>
+              </w:rPr>
+              <w:t>ADE_EVENT</w:t>
+            </w:r>
+          </w:p>
+        </w:tc>
+        <w:tc>
+          <w:tcPr>
+            <w:tcW w:type="dxa" w:w="1350"/>
+            <w:shd w:fill="FFF2E6"/>
+            <w:tcMar>
+              <w:top w:w="50" w:type="dxa"/>
+              <w:bottom w:w="50" w:type="dxa"/>
+              <w:left w:w="50" w:type="dxa"/>
+              <w:right w:w="50" w:type="dxa"/>
+            </w:tcMar>
+          </w:tcPr>
+          <w:p>
+            <w:pPr>
+              <w:jc w:val="center"/>
+            </w:pPr>
+            <w:r>
+              <w:rPr>
+                <w:rFonts w:ascii="Arial" w:hAnsi="Arial"/>
+                <w:sz w:val="15"/>
+              </w:rPr>
+              <w:t>VDD</w:t>
+            </w:r>
+          </w:p>
+        </w:tc>
+        <w:tc>
+          <w:tcPr>
+            <w:tcW w:type="dxa" w:w="1350"/>
+            <w:shd w:fill="FFF2E6"/>
+            <w:tcMar>
+              <w:top w:w="50" w:type="dxa"/>
+              <w:bottom w:w="50" w:type="dxa"/>
+              <w:left w:w="50" w:type="dxa"/>
+              <w:right w:w="50" w:type="dxa"/>
+            </w:tcMar>
+          </w:tcPr>
+          <w:p>
+            <w:pPr>
+              <w:jc w:val="center"/>
+            </w:pPr>
+            <w:r>
+              <w:rPr>
+                <w:rFonts w:ascii="Arial" w:hAnsi="Arial"/>
+                <w:sz w:val="15"/>
+              </w:rPr>
+              <w:t>Secure World</w:t>
+            </w:r>
+          </w:p>
+        </w:tc>
+        <w:tc>
+          <w:tcPr>
+            <w:tcW w:type="dxa" w:w="1350"/>
+            <w:shd w:fill="FFF2E6"/>
+            <w:tcMar>
+              <w:top w:w="50" w:type="dxa"/>
+              <w:bottom w:w="50" w:type="dxa"/>
+              <w:left w:w="50" w:type="dxa"/>
+              <w:right w:w="50" w:type="dxa"/>
+            </w:tcMar>
+          </w:tcPr>
+          <w:p>
+            <w:r>
+              <w:rPr>
+                <w:rFonts w:ascii="Arial" w:hAnsi="Arial"/>
+                <w:sz w:val="15"/>
+              </w:rPr>
+              <w:t>Input EXTI11 Falling</w:t>
+            </w:r>
+          </w:p>
+        </w:tc>
+        <w:tc>
+          <w:tcPr>
+            <w:tcW w:type="dxa" w:w="1350"/>
+            <w:shd w:fill="FFF2E6"/>
+            <w:tcMar>
+              <w:top w:w="50" w:type="dxa"/>
+              <w:bottom w:w="50" w:type="dxa"/>
+              <w:left w:w="50" w:type="dxa"/>
+              <w:right w:w="50" w:type="dxa"/>
+            </w:tcMar>
+          </w:tcPr>
+          <w:p>
+            <w:r>
+              <w:rPr>
+                <w:rFonts w:ascii="Arial" w:hAnsi="Arial"/>
+                <w:sz w:val="15"/>
+              </w:rPr>
+              <w:t>Butir 10.4 &amp; Tabel 10-11</w:t>
+            </w:r>
+          </w:p>
+        </w:tc>
+        <w:tc>
+          <w:tcPr>
+            <w:tcW w:type="dxa" w:w="1350"/>
+            <w:shd w:fill="FFF2E6"/>
+            <w:tcMar>
+              <w:top w:w="50" w:type="dxa"/>
+              <w:bottom w:w="50" w:type="dxa"/>
+              <w:left w:w="50" w:type="dxa"/>
+              <w:right w:w="50" w:type="dxa"/>
+            </w:tcMar>
+          </w:tcPr>
+          <w:p>
+            <w:r>
+              <w:rPr>
+                <w:rFonts w:ascii="Arial" w:hAnsi="Arial"/>
+                <w:sz w:val="15"/>
+              </w:rPr>
+              <w:t>Power Quality Hardware Event (CF4 ADE9000 disetel sebagai EVENT, sebelumnya DREADY): Deteksi Cepat Sag/Dip, Swell, &amp; Overcurrent</w:t>
+            </w:r>
+          </w:p>
+        </w:tc>
+      </w:tr>
+      <w:tr>
+        <w:tc>
+          <w:tcPr>
+            <w:tcW w:type="dxa" w:w="1350"/>
+            <w:shd w:fill="FFF2E6"/>
+            <w:tcMar>
+              <w:top w:w="50" w:type="dxa"/>
+              <w:bottom w:w="50" w:type="dxa"/>
+              <w:left w:w="50" w:type="dxa"/>
+              <w:right w:w="50" w:type="dxa"/>
+            </w:tcMar>
+          </w:tcPr>
+          <w:p>
+            <w:pPr>
+              <w:jc w:val="center"/>
+            </w:pPr>
+            <w:r>
+              <w:rPr>
+                <w:rFonts w:ascii="Arial" w:hAnsi="Arial"/>
+                <w:sz w:val="15"/>
+              </w:rPr>
+              <w:t>37</w:t>
+            </w:r>
+          </w:p>
+        </w:tc>
+        <w:tc>
+          <w:tcPr>
+            <w:tcW w:type="dxa" w:w="1350"/>
+            <w:shd w:fill="FFF2E6"/>
+            <w:tcMar>
+              <w:top w:w="50" w:type="dxa"/>
+              <w:bottom w:w="50" w:type="dxa"/>
+              <w:left w:w="50" w:type="dxa"/>
+              <w:right w:w="50" w:type="dxa"/>
+            </w:tcMar>
+          </w:tcPr>
+          <w:p>
+            <w:pPr>
+              <w:jc w:val="center"/>
+            </w:pPr>
+            <w:r>
+              <w:rPr>
+                <w:rFonts w:ascii="Arial" w:hAnsi="Arial"/>
+                <w:b/>
+                <w:sz w:val="15"/>
+              </w:rPr>
+              <w:t>PE7</w:t>
+            </w:r>
+          </w:p>
+        </w:tc>
+        <w:tc>
+          <w:tcPr>
+            <w:tcW w:type="dxa" w:w="1350"/>
+            <w:shd w:fill="FFF2E6"/>
+            <w:tcMar>
+              <w:top w:w="50" w:type="dxa"/>
+              <w:bottom w:w="50" w:type="dxa"/>
+              <w:left w:w="50" w:type="dxa"/>
+              <w:right w:w="50" w:type="dxa"/>
+            </w:tcMar>
+          </w:tcPr>
+          <w:p>
+            <w:r>
+              <w:rPr>
+                <w:rFonts w:ascii="Arial" w:hAnsi="Arial"/>
+                <w:sz w:val="15"/>
+              </w:rPr>
+              <w:t>ADE_RESET</w:t>
+            </w:r>
+          </w:p>
+        </w:tc>
+        <w:tc>
+          <w:tcPr>
+            <w:tcW w:type="dxa" w:w="1350"/>
+            <w:shd w:fill="FFF2E6"/>
+            <w:tcMar>
+              <w:top w:w="50" w:type="dxa"/>
+              <w:bottom w:w="50" w:type="dxa"/>
+              <w:left w:w="50" w:type="dxa"/>
+              <w:right w:w="50" w:type="dxa"/>
+            </w:tcMar>
+          </w:tcPr>
+          <w:p>
+            <w:pPr>
+              <w:jc w:val="center"/>
+            </w:pPr>
+            <w:r>
+              <w:rPr>
+                <w:rFonts w:ascii="Arial" w:hAnsi="Arial"/>
+                <w:sz w:val="15"/>
+              </w:rPr>
+              <w:t>VDD</w:t>
+            </w:r>
+          </w:p>
+        </w:tc>
+        <w:tc>
+          <w:tcPr>
+            <w:tcW w:type="dxa" w:w="1350"/>
+            <w:shd w:fill="FFF2E6"/>
+            <w:tcMar>
+              <w:top w:w="50" w:type="dxa"/>
+              <w:bottom w:w="50" w:type="dxa"/>
+              <w:left w:w="50" w:type="dxa"/>
+              <w:right w:w="50" w:type="dxa"/>
+            </w:tcMar>
+          </w:tcPr>
+          <w:p>
+            <w:pPr>
+              <w:jc w:val="center"/>
+            </w:pPr>
+            <w:r>
+              <w:rPr>
+                <w:rFonts w:ascii="Arial" w:hAnsi="Arial"/>
+                <w:sz w:val="15"/>
+              </w:rPr>
+              <w:t>Secure World</w:t>
+            </w:r>
+          </w:p>
+        </w:tc>
+        <w:tc>
+          <w:tcPr>
+            <w:tcW w:type="dxa" w:w="1350"/>
+            <w:shd w:fill="FFF2E6"/>
+            <w:tcMar>
+              <w:top w:w="50" w:type="dxa"/>
+              <w:bottom w:w="50" w:type="dxa"/>
+              <w:left w:w="50" w:type="dxa"/>
+              <w:right w:w="50" w:type="dxa"/>
+            </w:tcMar>
+          </w:tcPr>
+          <w:p>
+            <w:r>
+              <w:rPr>
+                <w:rFonts w:ascii="Arial" w:hAnsi="Arial"/>
+                <w:sz w:val="15"/>
+              </w:rPr>
+              <w:t>Output Push-Pull, High</w:t>
+            </w:r>
+          </w:p>
+        </w:tc>
+        <w:tc>
+          <w:tcPr>
+            <w:tcW w:type="dxa" w:w="1350"/>
+            <w:shd w:fill="FFF2E6"/>
+            <w:tcMar>
+              <w:top w:w="50" w:type="dxa"/>
+              <w:bottom w:w="50" w:type="dxa"/>
+              <w:left w:w="50" w:type="dxa"/>
+              <w:right w:w="50" w:type="dxa"/>
+            </w:tcMar>
+          </w:tcPr>
+          <w:p>
+            <w:r>
+              <w:rPr>
+                <w:rFonts w:ascii="Arial" w:hAnsi="Arial"/>
+                <w:sz w:val="15"/>
+              </w:rPr>
+              <w:t>Keandalan AFE</w:t>
+            </w:r>
+          </w:p>
+        </w:tc>
+        <w:tc>
+          <w:tcPr>
+            <w:tcW w:type="dxa" w:w="1350"/>
+            <w:shd w:fill="FFF2E6"/>
+            <w:tcMar>
+              <w:top w:w="50" w:type="dxa"/>
+              <w:bottom w:w="50" w:type="dxa"/>
+              <w:left w:w="50" w:type="dxa"/>
+              <w:right w:w="50" w:type="dxa"/>
+            </w:tcMar>
+          </w:tcPr>
+          <w:p>
+            <w:r>
+              <w:rPr>
+                <w:rFonts w:ascii="Arial" w:hAnsi="Arial"/>
+                <w:sz w:val="15"/>
+              </w:rPr>
+              <w:t>Hardware Reset Pin AFE ADE9000 (Pin 30 ADE9000) untuk pemulihan otonom jika sampling ADC terhenti</w:t>
+            </w:r>
+          </w:p>
+        </w:tc>
+      </w:tr>
+      <w:tr>
+        <w:tc>
+          <w:tcPr>
+            <w:tcW w:type="dxa" w:w="1350"/>
+            <w:shd w:fill="FFF2E6"/>
+            <w:tcMar>
+              <w:top w:w="50" w:type="dxa"/>
+              <w:bottom w:w="50" w:type="dxa"/>
+              <w:left w:w="50" w:type="dxa"/>
+              <w:right w:w="50" w:type="dxa"/>
+            </w:tcMar>
+          </w:tcPr>
+          <w:p>
+            <w:pPr>
+              <w:jc w:val="center"/>
+            </w:pPr>
+            <w:r>
+              <w:rPr>
+                <w:rFonts w:ascii="Arial" w:hAnsi="Arial"/>
+                <w:sz w:val="15"/>
+              </w:rPr>
+              <w:t>38</w:t>
+            </w:r>
+          </w:p>
+        </w:tc>
+        <w:tc>
+          <w:tcPr>
+            <w:tcW w:type="dxa" w:w="1350"/>
+            <w:shd w:fill="FFF2E6"/>
+            <w:tcMar>
+              <w:top w:w="50" w:type="dxa"/>
+              <w:bottom w:w="50" w:type="dxa"/>
+              <w:left w:w="50" w:type="dxa"/>
+              <w:right w:w="50" w:type="dxa"/>
+            </w:tcMar>
+          </w:tcPr>
+          <w:p>
+            <w:pPr>
+              <w:jc w:val="center"/>
+            </w:pPr>
+            <w:r>
+              <w:rPr>
+                <w:rFonts w:ascii="Arial" w:hAnsi="Arial"/>
+                <w:b/>
+                <w:sz w:val="15"/>
+              </w:rPr>
+              <w:t>PE9</w:t>
+            </w:r>
+          </w:p>
+        </w:tc>
+        <w:tc>
+          <w:tcPr>
+            <w:tcW w:type="dxa" w:w="1350"/>
+            <w:shd w:fill="FFF2E6"/>
+            <w:tcMar>
+              <w:top w:w="50" w:type="dxa"/>
+              <w:bottom w:w="50" w:type="dxa"/>
+              <w:left w:w="50" w:type="dxa"/>
+              <w:right w:w="50" w:type="dxa"/>
+            </w:tcMar>
+          </w:tcPr>
+          <w:p>
+            <w:r>
+              <w:rPr>
+                <w:rFonts w:ascii="Arial" w:hAnsi="Arial"/>
+                <w:sz w:val="15"/>
+              </w:rPr>
+              <w:t>ADE_PM0</w:t>
+            </w:r>
+          </w:p>
+        </w:tc>
+        <w:tc>
+          <w:tcPr>
+            <w:tcW w:type="dxa" w:w="1350"/>
+            <w:shd w:fill="FFF2E6"/>
+            <w:tcMar>
+              <w:top w:w="50" w:type="dxa"/>
+              <w:bottom w:w="50" w:type="dxa"/>
+              <w:left w:w="50" w:type="dxa"/>
+              <w:right w:w="50" w:type="dxa"/>
+            </w:tcMar>
+          </w:tcPr>
+          <w:p>
+            <w:pPr>
+              <w:jc w:val="center"/>
+            </w:pPr>
+            <w:r>
+              <w:rPr>
+                <w:rFonts w:ascii="Arial" w:hAnsi="Arial"/>
+                <w:sz w:val="15"/>
+              </w:rPr>
+              <w:t>VDD</w:t>
+            </w:r>
+          </w:p>
+        </w:tc>
+        <w:tc>
+          <w:tcPr>
+            <w:tcW w:type="dxa" w:w="1350"/>
+            <w:shd w:fill="FFF2E6"/>
+            <w:tcMar>
+              <w:top w:w="50" w:type="dxa"/>
+              <w:bottom w:w="50" w:type="dxa"/>
+              <w:left w:w="50" w:type="dxa"/>
+              <w:right w:w="50" w:type="dxa"/>
+            </w:tcMar>
+          </w:tcPr>
+          <w:p>
+            <w:pPr>
+              <w:jc w:val="center"/>
+            </w:pPr>
+            <w:r>
+              <w:rPr>
+                <w:rFonts w:ascii="Arial" w:hAnsi="Arial"/>
+                <w:sz w:val="15"/>
+              </w:rPr>
+              <w:t>Secure World</w:t>
+            </w:r>
+          </w:p>
+        </w:tc>
+        <w:tc>
+          <w:tcPr>
+            <w:tcW w:type="dxa" w:w="1350"/>
+            <w:shd w:fill="FFF2E6"/>
+            <w:tcMar>
+              <w:top w:w="50" w:type="dxa"/>
+              <w:bottom w:w="50" w:type="dxa"/>
+              <w:left w:w="50" w:type="dxa"/>
+              <w:right w:w="50" w:type="dxa"/>
+            </w:tcMar>
+          </w:tcPr>
+          <w:p>
+            <w:r>
+              <w:rPr>
+                <w:rFonts w:ascii="Arial" w:hAnsi="Arial"/>
+                <w:sz w:val="15"/>
+              </w:rPr>
+              <w:t>Output Push-Pull, Low</w:t>
+            </w:r>
+          </w:p>
+        </w:tc>
+        <w:tc>
+          <w:tcPr>
+            <w:tcW w:type="dxa" w:w="1350"/>
+            <w:shd w:fill="FFF2E6"/>
+            <w:tcMar>
+              <w:top w:w="50" w:type="dxa"/>
+              <w:bottom w:w="50" w:type="dxa"/>
+              <w:left w:w="50" w:type="dxa"/>
+              <w:right w:w="50" w:type="dxa"/>
+            </w:tcMar>
+          </w:tcPr>
+          <w:p>
+            <w:r>
+              <w:rPr>
+                <w:rFonts w:ascii="Arial" w:hAnsi="Arial"/>
+                <w:sz w:val="15"/>
+              </w:rPr>
+              <w:t>Butir 6.4 (Hemat Daya)</w:t>
+            </w:r>
+          </w:p>
+        </w:tc>
+        <w:tc>
+          <w:tcPr>
+            <w:tcW w:type="dxa" w:w="1350"/>
+            <w:shd w:fill="FFF2E6"/>
+            <w:tcMar>
+              <w:top w:w="50" w:type="dxa"/>
+              <w:bottom w:w="50" w:type="dxa"/>
+              <w:left w:w="50" w:type="dxa"/>
+              <w:right w:w="50" w:type="dxa"/>
+            </w:tcMar>
+          </w:tcPr>
+          <w:p>
+            <w:r>
+              <w:rPr>
+                <w:rFonts w:ascii="Arial" w:hAnsi="Arial"/>
+                <w:sz w:val="15"/>
+              </w:rPr>
+              <w:t>Kontrol Power Mode 0 ADE9000: Bersama PM1 mengatur PSM0 Run / PSM3 Total Sleep ~2uA saat listrik padam</w:t>
+            </w:r>
+          </w:p>
+        </w:tc>
+      </w:tr>
+      <w:tr>
+        <w:tc>
+          <w:tcPr>
+            <w:tcW w:type="dxa" w:w="1350"/>
+            <w:shd w:fill="FFF2E6"/>
+            <w:tcMar>
+              <w:top w:w="50" w:type="dxa"/>
+              <w:bottom w:w="50" w:type="dxa"/>
+              <w:left w:w="50" w:type="dxa"/>
+              <w:right w:w="50" w:type="dxa"/>
+            </w:tcMar>
+          </w:tcPr>
+          <w:p>
+            <w:pPr>
+              <w:jc w:val="center"/>
+            </w:pPr>
+            <w:r>
+              <w:rPr>
+                <w:rFonts w:ascii="Arial" w:hAnsi="Arial"/>
+                <w:sz w:val="15"/>
+              </w:rPr>
+              <w:t>39</w:t>
+            </w:r>
+          </w:p>
+        </w:tc>
+        <w:tc>
+          <w:tcPr>
+            <w:tcW w:type="dxa" w:w="1350"/>
+            <w:shd w:fill="FFF2E6"/>
+            <w:tcMar>
+              <w:top w:w="50" w:type="dxa"/>
+              <w:bottom w:w="50" w:type="dxa"/>
+              <w:left w:w="50" w:type="dxa"/>
+              <w:right w:w="50" w:type="dxa"/>
+            </w:tcMar>
+          </w:tcPr>
+          <w:p>
+            <w:pPr>
+              <w:jc w:val="center"/>
+            </w:pPr>
+            <w:r>
+              <w:rPr>
+                <w:rFonts w:ascii="Arial" w:hAnsi="Arial"/>
+                <w:b/>
+                <w:sz w:val="15"/>
+              </w:rPr>
+              <w:t>PE10</w:t>
+            </w:r>
+          </w:p>
+        </w:tc>
+        <w:tc>
+          <w:tcPr>
+            <w:tcW w:type="dxa" w:w="1350"/>
+            <w:shd w:fill="FFF2E6"/>
+            <w:tcMar>
+              <w:top w:w="50" w:type="dxa"/>
+              <w:bottom w:w="50" w:type="dxa"/>
+              <w:left w:w="50" w:type="dxa"/>
+              <w:right w:w="50" w:type="dxa"/>
+            </w:tcMar>
+          </w:tcPr>
+          <w:p>
+            <w:r>
+              <w:rPr>
+                <w:rFonts w:ascii="Arial" w:hAnsi="Arial"/>
+                <w:sz w:val="15"/>
+              </w:rPr>
+              <w:t>ADE_PM1</w:t>
+            </w:r>
+          </w:p>
+        </w:tc>
+        <w:tc>
+          <w:tcPr>
+            <w:tcW w:type="dxa" w:w="1350"/>
+            <w:shd w:fill="FFF2E6"/>
+            <w:tcMar>
+              <w:top w:w="50" w:type="dxa"/>
+              <w:bottom w:w="50" w:type="dxa"/>
+              <w:left w:w="50" w:type="dxa"/>
+              <w:right w:w="50" w:type="dxa"/>
+            </w:tcMar>
+          </w:tcPr>
+          <w:p>
+            <w:pPr>
+              <w:jc w:val="center"/>
+            </w:pPr>
+            <w:r>
+              <w:rPr>
+                <w:rFonts w:ascii="Arial" w:hAnsi="Arial"/>
+                <w:sz w:val="15"/>
+              </w:rPr>
+              <w:t>VDD</w:t>
+            </w:r>
+          </w:p>
+        </w:tc>
+        <w:tc>
+          <w:tcPr>
+            <w:tcW w:type="dxa" w:w="1350"/>
+            <w:shd w:fill="FFF2E6"/>
+            <w:tcMar>
+              <w:top w:w="50" w:type="dxa"/>
+              <w:bottom w:w="50" w:type="dxa"/>
+              <w:left w:w="50" w:type="dxa"/>
+              <w:right w:w="50" w:type="dxa"/>
+            </w:tcMar>
+          </w:tcPr>
+          <w:p>
+            <w:pPr>
+              <w:jc w:val="center"/>
+            </w:pPr>
+            <w:r>
+              <w:rPr>
+                <w:rFonts w:ascii="Arial" w:hAnsi="Arial"/>
+                <w:sz w:val="15"/>
+              </w:rPr>
+              <w:t>Secure World</w:t>
+            </w:r>
+          </w:p>
+        </w:tc>
+        <w:tc>
+          <w:tcPr>
+            <w:tcW w:type="dxa" w:w="1350"/>
+            <w:shd w:fill="FFF2E6"/>
+            <w:tcMar>
+              <w:top w:w="50" w:type="dxa"/>
+              <w:bottom w:w="50" w:type="dxa"/>
+              <w:left w:w="50" w:type="dxa"/>
+              <w:right w:w="50" w:type="dxa"/>
+            </w:tcMar>
+          </w:tcPr>
+          <w:p>
+            <w:r>
+              <w:rPr>
+                <w:rFonts w:ascii="Arial" w:hAnsi="Arial"/>
+                <w:sz w:val="15"/>
+              </w:rPr>
+              <w:t>Output Push-Pull, Low</w:t>
+            </w:r>
+          </w:p>
+        </w:tc>
+        <w:tc>
+          <w:tcPr>
+            <w:tcW w:type="dxa" w:w="1350"/>
+            <w:shd w:fill="FFF2E6"/>
+            <w:tcMar>
+              <w:top w:w="50" w:type="dxa"/>
+              <w:bottom w:w="50" w:type="dxa"/>
+              <w:left w:w="50" w:type="dxa"/>
+              <w:right w:w="50" w:type="dxa"/>
+            </w:tcMar>
+          </w:tcPr>
+          <w:p>
+            <w:r>
+              <w:rPr>
+                <w:rFonts w:ascii="Arial" w:hAnsi="Arial"/>
+                <w:sz w:val="15"/>
+              </w:rPr>
+              <w:t>Butir 6.4 (Hemat Daya)</w:t>
+            </w:r>
+          </w:p>
+        </w:tc>
+        <w:tc>
+          <w:tcPr>
+            <w:tcW w:type="dxa" w:w="1350"/>
+            <w:shd w:fill="FFF2E6"/>
+            <w:tcMar>
+              <w:top w:w="50" w:type="dxa"/>
+              <w:bottom w:w="50" w:type="dxa"/>
+              <w:left w:w="50" w:type="dxa"/>
+              <w:right w:w="50" w:type="dxa"/>
+            </w:tcMar>
+          </w:tcPr>
+          <w:p>
+            <w:r>
+              <w:rPr>
+                <w:rFonts w:ascii="Arial" w:hAnsi="Arial"/>
+                <w:sz w:val="15"/>
+              </w:rPr>
+              <w:t>Kontrol Power Mode 1 ADE9000: Menurunkan mode daya ADE saat listrik PLN padam</w:t>
             </w:r>
           </w:p>
         </w:tc>
